--- a/Bulk Load.docx
+++ b/Bulk Load.docx
@@ -1,17 +1,26 @@
 
 <file path=word/document.xml><?xml version="1.0" encoding="utf-8"?>
-<w:document xmlns:wpc="http://schemas.microsoft.com/office/word/2010/wordprocessingCanvas" xmlns:cx="http://schemas.microsoft.com/office/drawing/2014/chartex" xmlns:cx1="http://schemas.microsoft.com/office/drawing/2015/9/8/chartex" xmlns:cx2="http://schemas.microsoft.com/office/drawing/2015/10/21/chartex" xmlns:cx3="http://schemas.microsoft.com/office/drawing/2016/5/9/chartex" xmlns:cx4="http://schemas.microsoft.com/office/drawing/2016/5/10/chartex" xmlns:cx5="http://schemas.microsoft.com/office/drawing/2016/5/11/chartex" xmlns:cx6="http://schemas.microsoft.com/office/drawing/2016/5/12/chartex" xmlns:cx7="http://schemas.microsoft.com/office/drawing/2016/5/13/chartex" xmlns:cx8="http://schemas.microsoft.com/office/drawing/2016/5/14/chartex" xmlns:mc="http://schemas.openxmlformats.org/markup-compatibility/2006" xmlns:aink="http://schemas.microsoft.com/office/drawing/2016/ink" xmlns:am3d="http://schemas.microsoft.com/office/drawing/2017/model3d" xmlns:o="urn:schemas-microsoft-com:office:office" xmlns:oel="http://schemas.microsoft.com/office/2019/extlst" xmlns:r="http://schemas.openxmlformats.org/officeDocument/2006/relationships" xmlns:m="http://schemas.openxmlformats.org/officeDocument/2006/math" xmlns:v="urn:schemas-microsoft-com:vml" xmlns:wp14="http://schemas.microsoft.com/office/word/2010/wordprocessingDrawing" xmlns:wp="http://schemas.openxmlformats.org/drawingml/2006/wordprocessingDrawing" xmlns:w10="urn:schemas-microsoft-com:office:word" xmlns:w="http://schemas.openxmlformats.org/wordprocessingml/2006/main" xmlns:w14="http://schemas.microsoft.com/office/word/2010/wordml" xmlns:w15="http://schemas.microsoft.com/office/word/2012/wordml" xmlns:w16cex="http://schemas.microsoft.com/office/word/2018/wordml/cex" xmlns:w16cid="http://schemas.microsoft.com/office/word/2016/wordml/cid" xmlns:w16="http://schemas.microsoft.com/office/word/2018/wordml" xmlns:w16sdtdh="http://schemas.microsoft.com/office/word/2020/wordml/sdtdatahash" xmlns:w16se="http://schemas.microsoft.com/office/word/2015/wordml/symex" xmlns:wpg="http://schemas.microsoft.com/office/word/2010/wordprocessingGroup" xmlns:wpi="http://schemas.microsoft.com/office/word/2010/wordprocessingInk" xmlns:wne="http://schemas.microsoft.com/office/word/2006/wordml" xmlns:wps="http://schemas.microsoft.com/office/word/2010/wordprocessingShape" mc:Ignorable="w14 w15 w16se w16cid w16 w16cex w16sdtdh wp14">
+<w:document xmlns:wpc="http://schemas.microsoft.com/office/word/2010/wordprocessingCanvas" xmlns:cx="http://schemas.microsoft.com/office/drawing/2014/chartex" xmlns:cx1="http://schemas.microsoft.com/office/drawing/2015/9/8/chartex" xmlns:cx2="http://schemas.microsoft.com/office/drawing/2015/10/21/chartex" xmlns:cx3="http://schemas.microsoft.com/office/drawing/2016/5/9/chartex" xmlns:cx4="http://schemas.microsoft.com/office/drawing/2016/5/10/chartex" xmlns:cx5="http://schemas.microsoft.com/office/drawing/2016/5/11/chartex" xmlns:cx6="http://schemas.microsoft.com/office/drawing/2016/5/12/chartex" xmlns:cx7="http://schemas.microsoft.com/office/drawing/2016/5/13/chartex" xmlns:cx8="http://schemas.microsoft.com/office/drawing/2016/5/14/chartex" xmlns:mc="http://schemas.openxmlformats.org/markup-compatibility/2006" xmlns:aink="http://schemas.microsoft.com/office/drawing/2016/ink" xmlns:am3d="http://schemas.microsoft.com/office/drawing/2017/model3d" xmlns:o="urn:schemas-microsoft-com:office:office" xmlns:oel="http://schemas.microsoft.com/office/2019/extlst" xmlns:r="http://schemas.openxmlformats.org/officeDocument/2006/relationships" xmlns:m="http://schemas.openxmlformats.org/officeDocument/2006/math" xmlns:v="urn:schemas-microsoft-com:vml" xmlns:wp14="http://schemas.microsoft.com/office/word/2010/wordprocessingDrawing" xmlns:wp="http://schemas.openxmlformats.org/drawingml/2006/wordprocessingDrawing" xmlns:w10="urn:schemas-microsoft-com:office:word" xmlns:w="http://schemas.openxmlformats.org/wordprocessingml/2006/main" xmlns:w14="http://schemas.microsoft.com/office/word/2010/wordml" xmlns:w15="http://schemas.microsoft.com/office/word/2012/wordml" xmlns:w16cex="http://schemas.microsoft.com/office/word/2018/wordml/cex" xmlns:w16cid="http://schemas.microsoft.com/office/word/2016/wordml/cid" xmlns:w16="http://schemas.microsoft.com/office/word/2018/wordml" xmlns:w16du="http://schemas.microsoft.com/office/word/2023/wordml/word16du" xmlns:w16sdtdh="http://schemas.microsoft.com/office/word/2020/wordml/sdtdatahash" xmlns:w16se="http://schemas.microsoft.com/office/word/2015/wordml/symex" xmlns:wpg="http://schemas.microsoft.com/office/word/2010/wordprocessingGroup" xmlns:wpi="http://schemas.microsoft.com/office/word/2010/wordprocessingInk" xmlns:wne="http://schemas.microsoft.com/office/word/2006/wordml" xmlns:wps="http://schemas.microsoft.com/office/word/2010/wordprocessingShape" mc:Ignorable="w14 w15 w16se w16cid w16 w16cex w16sdtdh w16du wp14">
   <w:body>
     <w:p>
       <w:pPr>
         <w:pStyle w:val="Heading1"/>
+        <w:rPr>
+          <w:color w:val="auto"/>
+        </w:rPr>
       </w:pPr>
       <w:bookmarkStart w:id="0" w:name="OLE_LINK6"/>
       <w:bookmarkStart w:id="1" w:name="OLE_LINK3"/>
       <w:r>
+        <w:rPr>
+          <w:color w:val="auto"/>
+        </w:rPr>
         <w:t xml:space="preserve">Outworldz </w:t>
       </w:r>
       <w:r>
+        <w:rPr>
+          <w:color w:val="auto"/>
+        </w:rPr>
         <w:t>Bulk Load Oars</w:t>
       </w:r>
       <w:bookmarkEnd w:id="0"/>
@@ -20,10 +29,22 @@
     <w:p/>
     <w:p>
       <w:r>
-        <w:t xml:space="preserve">Bulk load will bring in over </w:t>
-      </w:r>
-      <w:r>
-        <w:t>230</w:t>
+        <w:t xml:space="preserve">Bulk load will bring in </w:t>
+      </w:r>
+      <w:r>
+        <w:t>o</w:t>
+      </w:r>
+      <w:r>
+        <w:t xml:space="preserve">ver </w:t>
+      </w:r>
+      <w:r>
+        <w:t>2</w:t>
+      </w:r>
+      <w:r>
+        <w:t>0</w:t>
+      </w:r>
+      <w:r>
+        <w:t>0</w:t>
       </w:r>
       <w:r>
         <w:t xml:space="preserve"> regions, all set up and loaded with OARS.  </w:t>
@@ -34,33 +55,38 @@
         <w:pStyle w:val="Heading2"/>
       </w:pPr>
       <w:r>
-        <w:t>Set Smart Start</w:t>
+        <w:t>Set Limits</w:t>
       </w:r>
     </w:p>
     <w:p>
       <w:r>
-        <w:t>If you do not set any Smart Start Options, it will automatically power off the region when it is finished loading.</w:t>
+        <w:t xml:space="preserve">You should set the Restart Settings </w:t>
+      </w:r>
+      <w:r>
+        <w:t xml:space="preserve">as </w:t>
+      </w:r>
+      <w:r>
+        <w:t xml:space="preserve"> this will be CPU and disk intensive</w:t>
+      </w:r>
+      <w:r>
+        <w:t>.</w:t>
+      </w:r>
+      <w:r>
+        <w:t xml:space="preserve"> </w:t>
       </w:r>
     </w:p>
     <w:p>
-      <w:r>
-        <w:t>If you want Smart Start to be set on all regions,  which is really good idea unless you have 64 GB of RAM, you should do it before you load all 230+ regions!</w:t>
+      <w:pPr>
+        <w:spacing w:before="0" w:after="0" w:line="240" w:lineRule="auto"/>
+      </w:pPr>
+      <w:r>
+        <w:br w:type="page"/>
       </w:r>
     </w:p>
+    <w:p/>
     <w:p>
-      <w:pPr>
-        <w:pStyle w:val="Heading2"/>
-      </w:pPr>
-      <w:r>
-        <w:t>Set Limits</w:t>
-      </w:r>
-    </w:p>
-    <w:p>
-      <w:r>
-        <w:t>You should set the Restart Settings for Parallel, with limits, or Sequential as this will be CPU and disk intensive</w:t>
-      </w:r>
-      <w:r>
-        <w:t>.</w:t>
+      <w:r>
+        <w:t>Go to Setup-Settings-Regions and click the Bulk Load button.</w:t>
       </w:r>
     </w:p>
     <w:p>
@@ -69,10 +95,26 @@
           <w:noProof/>
         </w:rPr>
         <w:drawing>
-          <wp:inline distT="0" distB="0" distL="0" distR="0" wp14:anchorId="7D763479" wp14:editId="3AC7F0E1">
-            <wp:extent cx="3533775" cy="3849736"/>
-            <wp:effectExtent l="0" t="0" r="0" b="0"/>
-            <wp:docPr id="4" name="Picture 4" descr="Graphical user interface, application&#10;&#10;Description automatically generated"/>
+          <wp:anchor distT="0" distB="0" distL="114300" distR="114300" simplePos="0" relativeHeight="251658240" behindDoc="1" locked="0" layoutInCell="1" allowOverlap="1" wp14:anchorId="2F5BBCB9" wp14:editId="20F7B890">
+            <wp:simplePos x="0" y="0"/>
+            <wp:positionH relativeFrom="page">
+              <wp:posOffset>3329940</wp:posOffset>
+            </wp:positionH>
+            <wp:positionV relativeFrom="paragraph">
+              <wp:posOffset>12700</wp:posOffset>
+            </wp:positionV>
+            <wp:extent cx="4221480" cy="6309360"/>
+            <wp:effectExtent l="0" t="0" r="7620" b="0"/>
+            <wp:wrapTight wrapText="bothSides">
+              <wp:wrapPolygon edited="0">
+                <wp:start x="0" y="0"/>
+                <wp:lineTo x="0" y="21522"/>
+                <wp:lineTo x="21542" y="21522"/>
+                <wp:lineTo x="21542" y="0"/>
+                <wp:lineTo x="0" y="0"/>
+              </wp:wrapPolygon>
+            </wp:wrapTight>
+            <wp:docPr id="1428677809" name="Picture 1"/>
             <wp:cNvGraphicFramePr>
               <a:graphicFrameLocks xmlns:a="http://schemas.openxmlformats.org/drawingml/2006/main" noChangeAspect="1"/>
             </wp:cNvGraphicFramePr>
@@ -80,111 +122,55 @@
               <a:graphicData uri="http://schemas.openxmlformats.org/drawingml/2006/picture">
                 <pic:pic xmlns:pic="http://schemas.openxmlformats.org/drawingml/2006/picture">
                   <pic:nvPicPr>
-                    <pic:cNvPr id="4" name="Picture 4" descr="Graphical user interface, application&#10;&#10;Description automatically generated"/>
-                    <pic:cNvPicPr/>
+                    <pic:cNvPr id="0" name="Picture 1"/>
+                    <pic:cNvPicPr>
+                      <a:picLocks noChangeAspect="1" noChangeArrowheads="1"/>
+                    </pic:cNvPicPr>
                   </pic:nvPicPr>
                   <pic:blipFill>
-                    <a:blip r:embed="rId5"/>
+                    <a:blip r:embed="rId5">
+                      <a:extLst>
+                        <a:ext uri="{28A0092B-C50C-407E-A947-70E740481C1C}">
+                          <a14:useLocalDpi xmlns:a14="http://schemas.microsoft.com/office/drawing/2010/main" val="0"/>
+                        </a:ext>
+                      </a:extLst>
+                    </a:blip>
+                    <a:srcRect/>
                     <a:stretch>
                       <a:fillRect/>
                     </a:stretch>
                   </pic:blipFill>
-                  <pic:spPr>
+                  <pic:spPr bwMode="auto">
                     <a:xfrm>
                       <a:off x="0" y="0"/>
-                      <a:ext cx="3540194" cy="3856729"/>
+                      <a:ext cx="4221480" cy="6309360"/>
                     </a:xfrm>
                     <a:prstGeom prst="rect">
                       <a:avLst/>
                     </a:prstGeom>
+                    <a:noFill/>
+                    <a:ln>
+                      <a:noFill/>
+                    </a:ln>
                   </pic:spPr>
                 </pic:pic>
               </a:graphicData>
             </a:graphic>
-          </wp:inline>
+            <wp14:sizeRelH relativeFrom="page">
+              <wp14:pctWidth>0</wp14:pctWidth>
+            </wp14:sizeRelH>
+            <wp14:sizeRelV relativeFrom="page">
+              <wp14:pctHeight>0</wp14:pctHeight>
+            </wp14:sizeRelV>
+          </wp:anchor>
         </w:drawing>
       </w:r>
-      <w:r>
-        <w:t xml:space="preserve"> </w:t>
-      </w:r>
-    </w:p>
-    <w:p>
-      <w:pPr>
-        <w:spacing w:before="0" w:after="0" w:line="240" w:lineRule="auto"/>
-      </w:pPr>
-      <w:r>
-        <w:br w:type="page"/>
-      </w:r>
-    </w:p>
-    <w:p/>
-    <w:p>
       <w:r>
         <w:rPr>
           <w:noProof/>
         </w:rPr>
         <w:drawing>
-          <wp:anchor distT="0" distB="0" distL="114300" distR="114300" simplePos="0" relativeHeight="251658240" behindDoc="1" locked="0" layoutInCell="1" allowOverlap="1" wp14:anchorId="58D09131" wp14:editId="29568DAC">
-            <wp:simplePos x="0" y="0"/>
-            <wp:positionH relativeFrom="margin">
-              <wp:align>right</wp:align>
-            </wp:positionH>
-            <wp:positionV relativeFrom="paragraph">
-              <wp:posOffset>5080</wp:posOffset>
-            </wp:positionV>
-            <wp:extent cx="3194050" cy="4678045"/>
-            <wp:effectExtent l="0" t="0" r="6350" b="8255"/>
-            <wp:wrapTight wrapText="bothSides">
-              <wp:wrapPolygon edited="0">
-                <wp:start x="0" y="0"/>
-                <wp:lineTo x="0" y="21550"/>
-                <wp:lineTo x="21514" y="21550"/>
-                <wp:lineTo x="21514" y="0"/>
-                <wp:lineTo x="0" y="0"/>
-              </wp:wrapPolygon>
-            </wp:wrapTight>
-            <wp:docPr id="1950424143" name="Picture 1" descr="A screenshot of a computer&#10;&#10;Description automatically generated"/>
-            <wp:cNvGraphicFramePr>
-              <a:graphicFrameLocks xmlns:a="http://schemas.openxmlformats.org/drawingml/2006/main" noChangeAspect="1"/>
-            </wp:cNvGraphicFramePr>
-            <a:graphic xmlns:a="http://schemas.openxmlformats.org/drawingml/2006/main">
-              <a:graphicData uri="http://schemas.openxmlformats.org/drawingml/2006/picture">
-                <pic:pic xmlns:pic="http://schemas.openxmlformats.org/drawingml/2006/picture">
-                  <pic:nvPicPr>
-                    <pic:cNvPr id="1950424143" name="Picture 1" descr="A screenshot of a computer&#10;&#10;Description automatically generated"/>
-                    <pic:cNvPicPr/>
-                  </pic:nvPicPr>
-                  <pic:blipFill>
-                    <a:blip r:embed="rId6"/>
-                    <a:stretch>
-                      <a:fillRect/>
-                    </a:stretch>
-                  </pic:blipFill>
-                  <pic:spPr>
-                    <a:xfrm>
-                      <a:off x="0" y="0"/>
-                      <a:ext cx="3194050" cy="4678045"/>
-                    </a:xfrm>
-                    <a:prstGeom prst="rect">
-                      <a:avLst/>
-                    </a:prstGeom>
-                  </pic:spPr>
-                </pic:pic>
-              </a:graphicData>
-            </a:graphic>
-          </wp:anchor>
-        </w:drawing>
-      </w:r>
-      <w:r>
-        <w:t>Go to Setup-Settings-Regions and click the Bulk Load button.</w:t>
-      </w:r>
-    </w:p>
-    <w:p>
-      <w:r>
-        <w:rPr>
-          <w:noProof/>
-        </w:rPr>
-        <w:drawing>
-          <wp:inline distT="0" distB="0" distL="0" distR="0" wp14:anchorId="1419558C" wp14:editId="2AF3AA9C">
+          <wp:inline distT="0" distB="0" distL="0" distR="0" wp14:anchorId="1419558C" wp14:editId="6C5A14BF">
             <wp:extent cx="1810003" cy="409632"/>
             <wp:effectExtent l="0" t="0" r="0" b="9525"/>
             <wp:docPr id="2" name="Picture 2"/>
@@ -199,7 +185,7 @@
                     <pic:cNvPicPr/>
                   </pic:nvPicPr>
                   <pic:blipFill>
-                    <a:blip r:embed="rId7"/>
+                    <a:blip r:embed="rId6"/>
                     <a:stretch>
                       <a:fillRect/>
                     </a:stretch>
@@ -236,8 +222,12 @@
       <w:r>
         <w:t xml:space="preserve"> the region.</w:t>
       </w:r>
-    </w:p>
-    <w:p>
+      <w:r>
+        <w:rPr>
+          <w:noProof/>
+        </w:rPr>
+        <w:t xml:space="preserve"> </w:t>
+      </w:r>
       <w:r>
         <w:t xml:space="preserve">Enter an existing estate name. </w:t>
       </w:r>
@@ -251,21 +241,19 @@
         <w:t xml:space="preserve">where the regions will go. The X and Y will always be set automatically to the upper right corner of your grid. </w:t>
       </w:r>
     </w:p>
+    <w:p/>
     <w:p>
       <w:r>
         <w:rPr>
           <w:b/>
           <w:bCs/>
         </w:rPr>
-        <w:t>Note that 1000, 1000 as shown is a bad idea.</w:t>
+        <w:t>Note that 1000, 1000 is a bad idea.</w:t>
       </w:r>
       <w:r>
         <w:t xml:space="preserve">  You cannot teleport to a region at the same coordinates in another grid. OsGrid is heavily populated there, so pick some other place.</w:t>
       </w:r>
     </w:p>
-    <w:p/>
-    <w:p/>
-    <w:p/>
     <w:p>
       <w:pPr>
         <w:spacing w:before="0" w:after="0" w:line="240" w:lineRule="auto"/>
@@ -286,13 +274,106 @@
           <w:noProof/>
         </w:rPr>
       </w:pPr>
-    </w:p>
-    <w:p>
       <w:r>
         <w:rPr>
           <w:noProof/>
         </w:rPr>
         <w:t xml:space="preserve">You can also load regions from a local disk.  </w:t>
+      </w:r>
+    </w:p>
+    <w:p>
+      <w:pPr>
+        <w:spacing w:before="0" w:after="0" w:line="240" w:lineRule="auto"/>
+        <w:rPr>
+          <w:noProof/>
+        </w:rPr>
+      </w:pPr>
+      <w:r>
+        <w:rPr>
+          <w:noProof/>
+        </w:rPr>
+        <w:br w:type="page"/>
+      </w:r>
+    </w:p>
+    <w:p/>
+    <w:p>
+      <w:pPr>
+        <w:pStyle w:val="Heading2"/>
+      </w:pPr>
+      <w:r>
+        <w:t xml:space="preserve">Free Oars from the web </w:t>
+      </w:r>
+    </w:p>
+    <w:p/>
+    <w:p>
+      <w:r>
+        <w:t xml:space="preserve">You </w:t>
+      </w:r>
+      <w:proofErr w:type="spellStart"/>
+      <w:r>
+        <w:t>an</w:t>
+      </w:r>
+      <w:proofErr w:type="spellEnd"/>
+      <w:r>
+        <w:t xml:space="preserve"> select any number of OARs(s) by clicking.  A range can be selected by a click to start and a shift click to end</w:t>
+      </w:r>
+    </w:p>
+    <w:p>
+      <w:r>
+        <w:t>You can view just exclusive OARs or all OARs.</w:t>
+      </w:r>
+    </w:p>
+    <w:p>
+      <w:r>
+        <w:t>To start loading, click “Start Bulk Loading:</w:t>
+      </w:r>
+    </w:p>
+    <w:p>
+      <w:r>
+        <w:t>The system will create each region, place it, boot, and load it.</w:t>
+      </w:r>
+    </w:p>
+    <w:p/>
+    <w:p>
+      <w:r>
+        <w:rPr>
+          <w:noProof/>
+        </w:rPr>
+        <w:drawing>
+          <wp:inline distT="0" distB="0" distL="0" distR="0" wp14:anchorId="30E78045" wp14:editId="30E3DBDD">
+            <wp:extent cx="5943600" cy="2948305"/>
+            <wp:effectExtent l="0" t="0" r="0" b="4445"/>
+            <wp:docPr id="280075142" name="Picture 1" descr="A screenshot of a computer&#10;&#10;Description automatically generated"/>
+            <wp:cNvGraphicFramePr>
+              <a:graphicFrameLocks xmlns:a="http://schemas.openxmlformats.org/drawingml/2006/main" noChangeAspect="1"/>
+            </wp:cNvGraphicFramePr>
+            <a:graphic xmlns:a="http://schemas.openxmlformats.org/drawingml/2006/main">
+              <a:graphicData uri="http://schemas.openxmlformats.org/drawingml/2006/picture">
+                <pic:pic xmlns:pic="http://schemas.openxmlformats.org/drawingml/2006/picture">
+                  <pic:nvPicPr>
+                    <pic:cNvPr id="280075142" name="Picture 1" descr="A screenshot of a computer&#10;&#10;Description automatically generated"/>
+                    <pic:cNvPicPr/>
+                  </pic:nvPicPr>
+                  <pic:blipFill>
+                    <a:blip r:embed="rId7"/>
+                    <a:stretch>
+                      <a:fillRect/>
+                    </a:stretch>
+                  </pic:blipFill>
+                  <pic:spPr>
+                    <a:xfrm>
+                      <a:off x="0" y="0"/>
+                      <a:ext cx="5943600" cy="2948305"/>
+                    </a:xfrm>
+                    <a:prstGeom prst="rect">
+                      <a:avLst/>
+                    </a:prstGeom>
+                  </pic:spPr>
+                </pic:pic>
+              </a:graphicData>
+            </a:graphic>
+          </wp:inline>
+        </w:drawing>
       </w:r>
     </w:p>
     <w:sectPr>
@@ -307,7 +388,7 @@
 </file>
 
 <file path=word/numbering.xml><?xml version="1.0" encoding="utf-8"?>
-<w:numbering xmlns:wpc="http://schemas.microsoft.com/office/word/2010/wordprocessingCanvas" xmlns:cx="http://schemas.microsoft.com/office/drawing/2014/chartex" xmlns:cx1="http://schemas.microsoft.com/office/drawing/2015/9/8/chartex" xmlns:cx2="http://schemas.microsoft.com/office/drawing/2015/10/21/chartex" xmlns:cx3="http://schemas.microsoft.com/office/drawing/2016/5/9/chartex" xmlns:cx4="http://schemas.microsoft.com/office/drawing/2016/5/10/chartex" xmlns:cx5="http://schemas.microsoft.com/office/drawing/2016/5/11/chartex" xmlns:cx6="http://schemas.microsoft.com/office/drawing/2016/5/12/chartex" xmlns:cx7="http://schemas.microsoft.com/office/drawing/2016/5/13/chartex" xmlns:cx8="http://schemas.microsoft.com/office/drawing/2016/5/14/chartex" xmlns:mc="http://schemas.openxmlformats.org/markup-compatibility/2006" xmlns:aink="http://schemas.microsoft.com/office/drawing/2016/ink" xmlns:am3d="http://schemas.microsoft.com/office/drawing/2017/model3d" xmlns:o="urn:schemas-microsoft-com:office:office" xmlns:oel="http://schemas.microsoft.com/office/2019/extlst" xmlns:r="http://schemas.openxmlformats.org/officeDocument/2006/relationships" xmlns:m="http://schemas.openxmlformats.org/officeDocument/2006/math" xmlns:v="urn:schemas-microsoft-com:vml" xmlns:wp14="http://schemas.microsoft.com/office/word/2010/wordprocessingDrawing" xmlns:wp="http://schemas.openxmlformats.org/drawingml/2006/wordprocessingDrawing" xmlns:w10="urn:schemas-microsoft-com:office:word" xmlns:w="http://schemas.openxmlformats.org/wordprocessingml/2006/main" xmlns:w14="http://schemas.microsoft.com/office/word/2010/wordml" xmlns:w15="http://schemas.microsoft.com/office/word/2012/wordml" xmlns:w16cex="http://schemas.microsoft.com/office/word/2018/wordml/cex" xmlns:w16cid="http://schemas.microsoft.com/office/word/2016/wordml/cid" xmlns:w16="http://schemas.microsoft.com/office/word/2018/wordml" xmlns:w16sdtdh="http://schemas.microsoft.com/office/word/2020/wordml/sdtdatahash" xmlns:w16se="http://schemas.microsoft.com/office/word/2015/wordml/symex" xmlns:wpg="http://schemas.microsoft.com/office/word/2010/wordprocessingGroup" xmlns:wpi="http://schemas.microsoft.com/office/word/2010/wordprocessingInk" xmlns:wne="http://schemas.microsoft.com/office/word/2006/wordml" xmlns:wps="http://schemas.microsoft.com/office/word/2010/wordprocessingShape" mc:Ignorable="w14 w15 w16se w16cid w16 w16cex w16sdtdh wp14">
+<w:numbering xmlns:wpc="http://schemas.microsoft.com/office/word/2010/wordprocessingCanvas" xmlns:cx="http://schemas.microsoft.com/office/drawing/2014/chartex" xmlns:cx1="http://schemas.microsoft.com/office/drawing/2015/9/8/chartex" xmlns:cx2="http://schemas.microsoft.com/office/drawing/2015/10/21/chartex" xmlns:cx3="http://schemas.microsoft.com/office/drawing/2016/5/9/chartex" xmlns:cx4="http://schemas.microsoft.com/office/drawing/2016/5/10/chartex" xmlns:cx5="http://schemas.microsoft.com/office/drawing/2016/5/11/chartex" xmlns:cx6="http://schemas.microsoft.com/office/drawing/2016/5/12/chartex" xmlns:cx7="http://schemas.microsoft.com/office/drawing/2016/5/13/chartex" xmlns:cx8="http://schemas.microsoft.com/office/drawing/2016/5/14/chartex" xmlns:mc="http://schemas.openxmlformats.org/markup-compatibility/2006" xmlns:aink="http://schemas.microsoft.com/office/drawing/2016/ink" xmlns:am3d="http://schemas.microsoft.com/office/drawing/2017/model3d" xmlns:o="urn:schemas-microsoft-com:office:office" xmlns:oel="http://schemas.microsoft.com/office/2019/extlst" xmlns:r="http://schemas.openxmlformats.org/officeDocument/2006/relationships" xmlns:m="http://schemas.openxmlformats.org/officeDocument/2006/math" xmlns:v="urn:schemas-microsoft-com:vml" xmlns:wp14="http://schemas.microsoft.com/office/word/2010/wordprocessingDrawing" xmlns:wp="http://schemas.openxmlformats.org/drawingml/2006/wordprocessingDrawing" xmlns:w10="urn:schemas-microsoft-com:office:word" xmlns:w="http://schemas.openxmlformats.org/wordprocessingml/2006/main" xmlns:w14="http://schemas.microsoft.com/office/word/2010/wordml" xmlns:w15="http://schemas.microsoft.com/office/word/2012/wordml" xmlns:w16cex="http://schemas.microsoft.com/office/word/2018/wordml/cex" xmlns:w16cid="http://schemas.microsoft.com/office/word/2016/wordml/cid" xmlns:w16="http://schemas.microsoft.com/office/word/2018/wordml" xmlns:w16du="http://schemas.microsoft.com/office/word/2023/wordml/word16du" xmlns:w16sdtdh="http://schemas.microsoft.com/office/word/2020/wordml/sdtdatahash" xmlns:w16se="http://schemas.microsoft.com/office/word/2015/wordml/symex" xmlns:wpg="http://schemas.microsoft.com/office/word/2010/wordprocessingGroup" xmlns:wpi="http://schemas.microsoft.com/office/word/2010/wordprocessingInk" xmlns:wne="http://schemas.microsoft.com/office/word/2006/wordml" xmlns:wps="http://schemas.microsoft.com/office/word/2010/wordprocessingShape" mc:Ignorable="w14 w15 w16se w16cid w16 w16cex w16sdtdh w16du wp14">
   <w:abstractNum w:abstractNumId="0" w15:restartNumberingAfterBreak="0">
     <w:nsid w:val="08A14937"/>
     <w:multiLevelType w:val="hybridMultilevel"/>
@@ -2371,7 +2452,7 @@
 </file>
 
 <file path=word/styles.xml><?xml version="1.0" encoding="utf-8"?>
-<w:styles xmlns:mc="http://schemas.openxmlformats.org/markup-compatibility/2006" xmlns:r="http://schemas.openxmlformats.org/officeDocument/2006/relationships" xmlns:w="http://schemas.openxmlformats.org/wordprocessingml/2006/main" xmlns:w14="http://schemas.microsoft.com/office/word/2010/wordml" xmlns:w15="http://schemas.microsoft.com/office/word/2012/wordml" xmlns:w16cex="http://schemas.microsoft.com/office/word/2018/wordml/cex" xmlns:w16cid="http://schemas.microsoft.com/office/word/2016/wordml/cid" xmlns:w16="http://schemas.microsoft.com/office/word/2018/wordml" xmlns:w16sdtdh="http://schemas.microsoft.com/office/word/2020/wordml/sdtdatahash" xmlns:w16se="http://schemas.microsoft.com/office/word/2015/wordml/symex" mc:Ignorable="w14 w15 w16se w16cid w16 w16cex w16sdtdh">
+<w:styles xmlns:mc="http://schemas.openxmlformats.org/markup-compatibility/2006" xmlns:r="http://schemas.openxmlformats.org/officeDocument/2006/relationships" xmlns:w="http://schemas.openxmlformats.org/wordprocessingml/2006/main" xmlns:w14="http://schemas.microsoft.com/office/word/2010/wordml" xmlns:w15="http://schemas.microsoft.com/office/word/2012/wordml" xmlns:w16cex="http://schemas.microsoft.com/office/word/2018/wordml/cex" xmlns:w16cid="http://schemas.microsoft.com/office/word/2016/wordml/cid" xmlns:w16="http://schemas.microsoft.com/office/word/2018/wordml" xmlns:w16du="http://schemas.microsoft.com/office/word/2023/wordml/word16du" xmlns:w16sdtdh="http://schemas.microsoft.com/office/word/2020/wordml/sdtdatahash" xmlns:w16se="http://schemas.microsoft.com/office/word/2015/wordml/symex" mc:Ignorable="w14 w15 w16se w16cid w16 w16cex w16sdtdh w16du">
   <w:docDefaults>
     <w:rPrDefault>
       <w:rPr>
@@ -2981,6 +3062,7 @@
   <w:style w:type="character" w:default="1" w:styleId="DefaultParagraphFont">
     <w:name w:val="Default Paragraph Font"/>
     <w:uiPriority w:val="1"/>
+    <w:semiHidden/>
     <w:unhideWhenUsed/>
   </w:style>
   <w:style w:type="table" w:default="1" w:styleId="TableNormal">
